--- a/documents/modele-devis.docx
+++ b/documents/modele-devis.docx
@@ -47,29 +47,16 @@
     </w:p>
     <w:p>
       <w:pPr>
-        <w:tabs>
-          <w:tab w:val="right" w:pos="9826" w:leader="dot"/>
-        </w:tabs>
-        <w:spacing w:after="70" w:line="250"/>
-      </w:pPr>
-      <w:r>
-        <w:rPr>
-          <w:rFonts w:ascii="Arial" w:cs="Arial" w:eastAsia="Arial" w:hAnsi="Arial"/>
-          <w:b/>
-          <w:bCs/>
-          <w:sz w:val="18"/>
-          <w:szCs w:val="18"/>
-        </w:rPr>
-        <w:t xml:space="preserve">Adresse : </w:t>
-      </w:r>
-      <w:r>
-        <w:rPr>
-          <w:rFonts w:ascii="Arial" w:cs="Arial" w:eastAsia="Arial" w:hAnsi="Arial"/>
-          <w:color w:val="8A99A6"/>
-          <w:sz w:val="18"/>
-          <w:szCs w:val="18"/>
-        </w:rPr>
-        <w:t xml:space="preserve">	</w:t>
+        <w:spacing w:after="20"/>
+      </w:pPr>
+      <w:r>
+        <w:rPr>
+          <w:rFonts w:ascii="Arial" w:cs="Arial" w:eastAsia="Arial" w:hAnsi="Arial"/>
+          <w:color w:val="5B6B7A"/>
+          <w:sz w:val="18"/>
+          <w:szCs w:val="18"/>
+        </w:rPr>
+        <w:t xml:space="preserve">121 rue Marcel Pagnol, 16600 Ruelle-sur-Touvre</w:t>
       </w:r>
     </w:p>
     <w:p>
@@ -2794,7 +2781,7 @@
           <w:sz w:val="18"/>
           <w:szCs w:val="18"/>
         </w:rPr>
-        <w:t xml:space="preserve">À l'attention de Elisanah Mauricio EI – adresse indiquée en tête du devis – elisanahboukila@gmail.com :</w:t>
+        <w:t xml:space="preserve">À l'attention de Elisanah Mauricio EI – 121 rue Marcel Pagnol, 16600 Ruelle-sur-Touvre – elisanahboukila@gmail.com :</w:t>
       </w:r>
     </w:p>
     <w:p>

--- a/documents/modele-devis.docx
+++ b/documents/modele-devis.docx
@@ -28,7 +28,7 @@
           <w:sz w:val="18"/>
           <w:szCs w:val="18"/>
         </w:rPr>
-        <w:t xml:space="preserve">Elisanah Mauricio EI – Entrepreneure individuelle (EI) – micro-entrepreneure</w:t>
+        <w:t xml:space="preserve">Élisanah Mauricio EI – Entrepreneure individuelle (EI) – micro-entrepreneure</w:t>
       </w:r>
     </w:p>
     <w:p>
@@ -42,7 +42,7 @@
           <w:sz w:val="18"/>
           <w:szCs w:val="18"/>
         </w:rPr>
-        <w:t xml:space="preserve">SIRET 130 192 503 00014</w:t>
+        <w:t xml:space="preserve">SIRET 130 192 503 00014 – Immatriculée au Registre national des entreprises (RNE) – APE 81.21Z</w:t>
       </w:r>
     </w:p>
     <w:p>
@@ -2375,10 +2375,7 @@
     </w:p>
     <w:p>
       <w:pPr>
-        <w:tabs>
-          <w:tab w:val="right" w:pos="9826" w:leader="dot"/>
-        </w:tabs>
-        <w:spacing w:after="70" w:line="250"/>
+        <w:spacing w:after="50" w:line="250"/>
       </w:pPr>
       <w:r>
         <w:rPr>
@@ -2388,16 +2385,15 @@
           <w:sz w:val="18"/>
           <w:szCs w:val="18"/>
         </w:rPr>
-        <w:t xml:space="preserve">Médiateur de la consommation (nom, adresse, site) : </w:t>
-      </w:r>
-      <w:r>
-        <w:rPr>
-          <w:rFonts w:ascii="Arial" w:cs="Arial" w:eastAsia="Arial" w:hAnsi="Arial"/>
-          <w:color w:val="8A99A6"/>
-          <w:sz w:val="18"/>
-          <w:szCs w:val="18"/>
-        </w:rPr>
-        <w:t xml:space="preserve">	</w:t>
+        <w:t xml:space="preserve">Médiateur de la consommation : </w:t>
+      </w:r>
+      <w:r>
+        <w:rPr>
+          <w:rFonts w:ascii="Arial" w:cs="Arial" w:eastAsia="Arial" w:hAnsi="Arial"/>
+          <w:sz w:val="18"/>
+          <w:szCs w:val="18"/>
+        </w:rPr>
+        <w:t xml:space="preserve">CM2C – Centre de la médiation de la consommation de conciliateurs de justice, 49 rue de Ponthieu, 75008 Paris – https://www.cm2c.net</w:t>
       </w:r>
     </w:p>
     <w:p>
@@ -2686,7 +2682,7 @@
                 <w:sz w:val="18"/>
                 <w:szCs w:val="18"/>
               </w:rPr>
-              <w:t xml:space="preserve">Elisanah Mauricio EI</w:t>
+              <w:t xml:space="preserve">Élisanah Mauricio EI</w:t>
             </w:r>
           </w:p>
           <w:p>
@@ -2781,7 +2777,7 @@
           <w:sz w:val="18"/>
           <w:szCs w:val="18"/>
         </w:rPr>
-        <w:t xml:space="preserve">À l'attention de Elisanah Mauricio EI – 121 rue Marcel Pagnol, 16600 Ruelle-sur-Touvre – elisanahboukila@gmail.com :</w:t>
+        <w:t xml:space="preserve">À l'attention de Élisanah Mauricio EI – 121 rue Marcel Pagnol, 16600 Ruelle-sur-Touvre – elisanahboukila@gmail.com :</w:t>
       </w:r>
     </w:p>
     <w:p>
@@ -3029,7 +3025,7 @@
         <w:sz w:val="15"/>
         <w:szCs w:val="15"/>
       </w:rPr>
-      <w:t xml:space="preserve">Essentiel Services – Elisanah Mauricio EI – SIRET 130 192 503 00014 – Devis – page </w:t>
+      <w:t xml:space="preserve">Essentiel Services – Élisanah Mauricio EI – SIRET 130 192 503 00014 – Devis – page </w:t>
     </w:r>
     <w:r>
       <w:rPr>

--- a/documents/modele-devis.docx
+++ b/documents/modele-devis.docx
@@ -70,7 +70,7 @@
           <w:sz w:val="18"/>
           <w:szCs w:val="18"/>
         </w:rPr>
-        <w:t xml:space="preserve">Tél. 07 45 37 00 74 – elisanahboukila@gmail.com</w:t>
+        <w:t xml:space="preserve">Tél. 07 45 37 00 74 – contact@essentielservicescharente.fr</w:t>
       </w:r>
     </w:p>
     <w:p>
@@ -2777,7 +2777,7 @@
           <w:sz w:val="18"/>
           <w:szCs w:val="18"/>
         </w:rPr>
-        <w:t xml:space="preserve">À l'attention de Élisanah Mauricio EI – 121 rue Marcel Pagnol, 16600 Ruelle-sur-Touvre – elisanahboukila@gmail.com :</w:t>
+        <w:t xml:space="preserve">À l'attention de Élisanah Mauricio EI – 121 rue Marcel Pagnol, 16600 Ruelle-sur-Touvre – contact@essentielservicescharente.fr :</w:t>
       </w:r>
     </w:p>
     <w:p>

--- a/documents/modele-devis.docx
+++ b/documents/modele-devis.docx
@@ -606,22 +606,6 @@
           <w:szCs w:val="18"/>
         </w:rPr>
         <w:t xml:space="preserve">Ménage &amp; repassage     </w:t>
-      </w:r>
-      <w:r>
-        <w:rPr>
-          <w:rFonts w:ascii="Arial" w:cs="Arial" w:eastAsia="Arial" w:hAnsi="Arial"/>
-          <w:sz w:val="20"/>
-          <w:szCs w:val="20"/>
-        </w:rPr>
-        <w:t xml:space="preserve">☐ </w:t>
-      </w:r>
-      <w:r>
-        <w:rPr>
-          <w:rFonts w:ascii="Arial" w:cs="Arial" w:eastAsia="Arial" w:hAnsi="Arial"/>
-          <w:sz w:val="18"/>
-          <w:szCs w:val="18"/>
-        </w:rPr>
-        <w:t xml:space="preserve">Aide aux seniors     </w:t>
       </w:r>
       <w:r>
         <w:rPr>
@@ -1843,102 +1827,6 @@
                 <w:sz w:val="16"/>
                 <w:szCs w:val="16"/>
               </w:rPr>
-              <w:t xml:space="preserve">Aide aux seniors</w:t>
-            </w:r>
-          </w:p>
-        </w:tc>
-        <w:tc>
-          <w:tcPr>
-            <w:tcW w:type="dxa" w:w="1700"/>
-            <w:tcBorders>
-              <w:top w:val="single" w:color="C9D6D3" w:sz="4"/>
-              <w:left w:val="single" w:color="C9D6D3" w:sz="4"/>
-              <w:bottom w:val="single" w:color="C9D6D3" w:sz="4"/>
-              <w:right w:val="single" w:color="C9D6D3" w:sz="4"/>
-            </w:tcBorders>
-            <w:tcMar>
-              <w:top w:type="dxa" w:w="70"/>
-              <w:left w:type="dxa" w:w="110"/>
-              <w:bottom w:type="dxa" w:w="70"/>
-              <w:right w:type="dxa" w:w="110"/>
-            </w:tcMar>
-          </w:tcPr>
-          <w:p>
-            <w:pPr>
-              <w:spacing w:after="50" w:line="250"/>
-            </w:pPr>
-            <w:r>
-              <w:rPr>
-                <w:rFonts w:ascii="Arial" w:cs="Arial" w:eastAsia="Arial" w:hAnsi="Arial"/>
-                <w:sz w:val="16"/>
-                <w:szCs w:val="16"/>
-              </w:rPr>
-              <w:t xml:space="preserve">22 € / h</w:t>
-            </w:r>
-          </w:p>
-        </w:tc>
-        <w:tc>
-          <w:tcPr>
-            <w:tcW w:type="dxa" w:w="5166"/>
-            <w:tcBorders>
-              <w:top w:val="single" w:color="C9D6D3" w:sz="4"/>
-              <w:left w:val="single" w:color="C9D6D3" w:sz="4"/>
-              <w:bottom w:val="single" w:color="C9D6D3" w:sz="4"/>
-              <w:right w:val="single" w:color="C9D6D3" w:sz="4"/>
-            </w:tcBorders>
-            <w:tcMar>
-              <w:top w:type="dxa" w:w="70"/>
-              <w:left w:type="dxa" w:w="110"/>
-              <w:bottom w:type="dxa" w:w="70"/>
-              <w:right w:type="dxa" w:w="110"/>
-            </w:tcMar>
-          </w:tcPr>
-          <w:p>
-            <w:pPr>
-              <w:spacing w:after="50" w:line="250"/>
-            </w:pPr>
-            <w:r>
-              <w:rPr>
-                <w:rFonts w:ascii="Arial" w:cs="Arial" w:eastAsia="Arial" w:hAnsi="Arial"/>
-                <w:color w:val="5B6B7A"/>
-                <w:sz w:val="15"/>
-                <w:szCs w:val="15"/>
-              </w:rPr>
-              <w:t xml:space="preserve">Séance minimale de 1 h 30. Produits et matériel fournis par le client.</w:t>
-            </w:r>
-          </w:p>
-        </w:tc>
-      </w:tr>
-      <w:tr>
-        <w:trPr>
-          <w:cantSplit/>
-        </w:trPr>
-        <w:tc>
-          <w:tcPr>
-            <w:tcW w:type="dxa" w:w="3000"/>
-            <w:tcBorders>
-              <w:top w:val="single" w:color="C9D6D3" w:sz="4"/>
-              <w:left w:val="single" w:color="C9D6D3" w:sz="4"/>
-              <w:bottom w:val="single" w:color="C9D6D3" w:sz="4"/>
-              <w:right w:val="single" w:color="C9D6D3" w:sz="4"/>
-            </w:tcBorders>
-            <w:tcMar>
-              <w:top w:type="dxa" w:w="70"/>
-              <w:left w:type="dxa" w:w="110"/>
-              <w:bottom w:type="dxa" w:w="70"/>
-              <w:right w:type="dxa" w:w="110"/>
-            </w:tcMar>
-          </w:tcPr>
-          <w:p>
-            <w:pPr>
-              <w:spacing w:after="50" w:line="250"/>
-            </w:pPr>
-            <w:r>
-              <w:rPr>
-                <w:rFonts w:ascii="Arial" w:cs="Arial" w:eastAsia="Arial" w:hAnsi="Arial"/>
-                <w:sz w:val="16"/>
-                <w:szCs w:val="16"/>
-              </w:rPr>
               <w:t xml:space="preserve">Soutien scolaire</w:t>
             </w:r>
           </w:p>
@@ -2270,7 +2158,7 @@
           <w:sz w:val="18"/>
           <w:szCs w:val="18"/>
         </w:rPr>
-        <w:t xml:space="preserve">Les produits d'entretien et le matériel sont fournis par le Client (ménage, aide aux seniors). La Prestataire n'intervient pas en présence d'animaux.</w:t>
+        <w:t xml:space="preserve">Les produits d'entretien et le matériel sont fournis par le Client (ménage). La Prestataire n'intervient pas en présence d'animaux.</w:t>
       </w:r>
     </w:p>
     <w:p>

--- a/documents/modele-devis.docx
+++ b/documents/modele-devis.docx
@@ -605,7 +605,7 @@
           <w:sz w:val="18"/>
           <w:szCs w:val="18"/>
         </w:rPr>
-        <w:t xml:space="preserve">Ménage &amp; repassage     </w:t>
+        <w:t xml:space="preserve">Ménage     </w:t>
       </w:r>
       <w:r>
         <w:rPr>
@@ -1718,7 +1718,7 @@
                 <w:sz w:val="16"/>
                 <w:szCs w:val="16"/>
               </w:rPr>
-              <w:t xml:space="preserve">Ménage &amp; repassage</w:t>
+              <w:t xml:space="preserve">Ménage</w:t>
             </w:r>
           </w:p>
         </w:tc>
@@ -1792,7 +1792,7 @@
                 <w:sz w:val="15"/>
                 <w:szCs w:val="15"/>
               </w:rPr>
-              <w:t xml:space="preserve">Produits et matériel fournis par le client. Repassage facturé à part.</w:t>
+              <w:t xml:space="preserve">Produits et matériel fournis par le client.</w:t>
             </w:r>
           </w:p>
         </w:tc>

--- a/documents/modele-devis.docx
+++ b/documents/modele-devis.docx
@@ -622,22 +622,6 @@
           <w:szCs w:val="18"/>
         </w:rPr>
         <w:t xml:space="preserve">Soutien scolaire     </w:t>
-      </w:r>
-      <w:r>
-        <w:rPr>
-          <w:rFonts w:ascii="Arial" w:cs="Arial" w:eastAsia="Arial" w:hAnsi="Arial"/>
-          <w:sz w:val="20"/>
-          <w:szCs w:val="20"/>
-        </w:rPr>
-        <w:t xml:space="preserve">☐ </w:t>
-      </w:r>
-      <w:r>
-        <w:rPr>
-          <w:rFonts w:ascii="Arial" w:cs="Arial" w:eastAsia="Arial" w:hAnsi="Arial"/>
-          <w:sz w:val="18"/>
-          <w:szCs w:val="18"/>
-        </w:rPr>
-        <w:t xml:space="preserve">Garde d'enfants     </w:t>
       </w:r>
     </w:p>
     <w:p>
@@ -1902,102 +1886,6 @@
                 <w:szCs w:val="15"/>
               </w:rPr>
               <w:t xml:space="preserve">Séance minimale de 1 h 30.</w:t>
-            </w:r>
-          </w:p>
-        </w:tc>
-      </w:tr>
-      <w:tr>
-        <w:trPr>
-          <w:cantSplit/>
-        </w:trPr>
-        <w:tc>
-          <w:tcPr>
-            <w:tcW w:type="dxa" w:w="3000"/>
-            <w:tcBorders>
-              <w:top w:val="single" w:color="C9D6D3" w:sz="4"/>
-              <w:left w:val="single" w:color="C9D6D3" w:sz="4"/>
-              <w:bottom w:val="single" w:color="C9D6D3" w:sz="4"/>
-              <w:right w:val="single" w:color="C9D6D3" w:sz="4"/>
-            </w:tcBorders>
-            <w:tcMar>
-              <w:top w:type="dxa" w:w="70"/>
-              <w:left w:type="dxa" w:w="110"/>
-              <w:bottom w:type="dxa" w:w="70"/>
-              <w:right w:type="dxa" w:w="110"/>
-            </w:tcMar>
-          </w:tcPr>
-          <w:p>
-            <w:pPr>
-              <w:spacing w:after="50" w:line="250"/>
-            </w:pPr>
-            <w:r>
-              <w:rPr>
-                <w:rFonts w:ascii="Arial" w:cs="Arial" w:eastAsia="Arial" w:hAnsi="Arial"/>
-                <w:sz w:val="16"/>
-                <w:szCs w:val="16"/>
-              </w:rPr>
-              <w:t xml:space="preserve">Garde d'enfants</w:t>
-            </w:r>
-          </w:p>
-        </w:tc>
-        <w:tc>
-          <w:tcPr>
-            <w:tcW w:type="dxa" w:w="1700"/>
-            <w:tcBorders>
-              <w:top w:val="single" w:color="C9D6D3" w:sz="4"/>
-              <w:left w:val="single" w:color="C9D6D3" w:sz="4"/>
-              <w:bottom w:val="single" w:color="C9D6D3" w:sz="4"/>
-              <w:right w:val="single" w:color="C9D6D3" w:sz="4"/>
-            </w:tcBorders>
-            <w:tcMar>
-              <w:top w:type="dxa" w:w="70"/>
-              <w:left w:type="dxa" w:w="110"/>
-              <w:bottom w:type="dxa" w:w="70"/>
-              <w:right w:type="dxa" w:w="110"/>
-            </w:tcMar>
-          </w:tcPr>
-          <w:p>
-            <w:pPr>
-              <w:spacing w:after="50" w:line="250"/>
-            </w:pPr>
-            <w:r>
-              <w:rPr>
-                <w:rFonts w:ascii="Arial" w:cs="Arial" w:eastAsia="Arial" w:hAnsi="Arial"/>
-                <w:sz w:val="16"/>
-                <w:szCs w:val="16"/>
-              </w:rPr>
-              <w:t xml:space="preserve">14 € / h</w:t>
-            </w:r>
-          </w:p>
-        </w:tc>
-        <w:tc>
-          <w:tcPr>
-            <w:tcW w:type="dxa" w:w="5166"/>
-            <w:tcBorders>
-              <w:top w:val="single" w:color="C9D6D3" w:sz="4"/>
-              <w:left w:val="single" w:color="C9D6D3" w:sz="4"/>
-              <w:bottom w:val="single" w:color="C9D6D3" w:sz="4"/>
-              <w:right w:val="single" w:color="C9D6D3" w:sz="4"/>
-            </w:tcBorders>
-            <w:tcMar>
-              <w:top w:type="dxa" w:w="70"/>
-              <w:left w:type="dxa" w:w="110"/>
-              <w:bottom w:type="dxa" w:w="70"/>
-              <w:right w:type="dxa" w:w="110"/>
-            </w:tcMar>
-          </w:tcPr>
-          <w:p>
-            <w:pPr>
-              <w:spacing w:after="50" w:line="250"/>
-            </w:pPr>
-            <w:r>
-              <w:rPr>
-                <w:rFonts w:ascii="Arial" w:cs="Arial" w:eastAsia="Arial" w:hAnsi="Arial"/>
-                <w:color w:val="5B6B7A"/>
-                <w:sz w:val="15"/>
-                <w:szCs w:val="15"/>
-              </w:rPr>
-              <w:t xml:space="preserve">Séance minimale de 1 h 30. 4 enfants au maximum ; tarif dégressif pour plusieurs enfants, indiqué sur le devis.</w:t>
             </w:r>
           </w:p>
         </w:tc>

--- a/documents/modele-devis.docx
+++ b/documents/modele-devis.docx
@@ -272,7 +272,7 @@
                 <w:sz w:val="18"/>
                 <w:szCs w:val="18"/>
               </w:rPr>
-              <w:t xml:space="preserve">Bénéficiaire, si différent (parent âgé, enfant)</w:t>
+              <w:t xml:space="preserve">Bénéficiaire, si différent</w:t>
             </w:r>
           </w:p>
         </w:tc>
@@ -478,7 +478,7 @@
                 <w:sz w:val="18"/>
                 <w:szCs w:val="18"/>
               </w:rPr>
-              <w:t xml:space="preserve">Âge ou classe (enfant) : </w:t>
+              <w:t xml:space="preserve">Lien avec le client : </w:t>
             </w:r>
             <w:r>
               <w:rPr>
@@ -505,7 +505,7 @@
                 <w:sz w:val="18"/>
                 <w:szCs w:val="18"/>
               </w:rPr>
-              <w:t xml:space="preserve">Lien avec le client : </w:t>
+              <w:t xml:space="preserve">Lieu d'intervention : </w:t>
             </w:r>
             <w:r>
               <w:rPr>
@@ -527,33 +527,6 @@
             <w:r>
               <w:rPr>
                 <w:rFonts w:ascii="Arial" w:cs="Arial" w:eastAsia="Arial" w:hAnsi="Arial"/>
-                <w:b/>
-                <w:bCs/>
-                <w:sz w:val="18"/>
-                <w:szCs w:val="18"/>
-              </w:rPr>
-              <w:t xml:space="preserve">Lieu d'intervention : </w:t>
-            </w:r>
-            <w:r>
-              <w:rPr>
-                <w:rFonts w:ascii="Arial" w:cs="Arial" w:eastAsia="Arial" w:hAnsi="Arial"/>
-                <w:color w:val="8A99A6"/>
-                <w:sz w:val="18"/>
-                <w:szCs w:val="18"/>
-              </w:rPr>
-              <w:t xml:space="preserve">	</w:t>
-            </w:r>
-          </w:p>
-          <w:p>
-            <w:pPr>
-              <w:tabs>
-                <w:tab w:val="right" w:pos="4673" w:leader="dot"/>
-              </w:tabs>
-              <w:spacing w:after="70" w:line="250"/>
-            </w:pPr>
-            <w:r>
-              <w:rPr>
-                <w:rFonts w:ascii="Arial" w:cs="Arial" w:eastAsia="Arial" w:hAnsi="Arial"/>
                 <w:color w:val="8A99A6"/>
                 <w:sz w:val="18"/>
                 <w:szCs w:val="18"/>
@@ -606,22 +579,6 @@
           <w:szCs w:val="18"/>
         </w:rPr>
         <w:t xml:space="preserve">Ménage     </w:t>
-      </w:r>
-      <w:r>
-        <w:rPr>
-          <w:rFonts w:ascii="Arial" w:cs="Arial" w:eastAsia="Arial" w:hAnsi="Arial"/>
-          <w:sz w:val="20"/>
-          <w:szCs w:val="20"/>
-        </w:rPr>
-        <w:t xml:space="preserve">☐ </w:t>
-      </w:r>
-      <w:r>
-        <w:rPr>
-          <w:rFonts w:ascii="Arial" w:cs="Arial" w:eastAsia="Arial" w:hAnsi="Arial"/>
-          <w:sz w:val="18"/>
-          <w:szCs w:val="18"/>
-        </w:rPr>
-        <w:t xml:space="preserve">Soutien scolaire     </w:t>
       </w:r>
     </w:p>
     <w:p>
@@ -1425,7 +1382,7 @@
                 <w:sz w:val="18"/>
                 <w:szCs w:val="18"/>
               </w:rPr>
-              <w:t xml:space="preserve">Remise (tarif dégressif, plusieurs enfants)</w:t>
+              <w:t xml:space="preserve">Remise (forfait ou tarif dégressif)</w:t>
             </w:r>
           </w:p>
         </w:tc>
@@ -1777,115 +1734,6 @@
                 <w:szCs w:val="15"/>
               </w:rPr>
               <w:t xml:space="preserve">Produits et matériel fournis par le client.</w:t>
-            </w:r>
-          </w:p>
-        </w:tc>
-      </w:tr>
-      <w:tr>
-        <w:trPr>
-          <w:cantSplit/>
-        </w:trPr>
-        <w:tc>
-          <w:tcPr>
-            <w:tcW w:type="dxa" w:w="3000"/>
-            <w:tcBorders>
-              <w:top w:val="single" w:color="C9D6D3" w:sz="4"/>
-              <w:left w:val="single" w:color="C9D6D3" w:sz="4"/>
-              <w:bottom w:val="single" w:color="C9D6D3" w:sz="4"/>
-              <w:right w:val="single" w:color="C9D6D3" w:sz="4"/>
-            </w:tcBorders>
-            <w:tcMar>
-              <w:top w:type="dxa" w:w="70"/>
-              <w:left w:type="dxa" w:w="110"/>
-              <w:bottom w:type="dxa" w:w="70"/>
-              <w:right w:type="dxa" w:w="110"/>
-            </w:tcMar>
-          </w:tcPr>
-          <w:p>
-            <w:pPr>
-              <w:spacing w:after="50" w:line="250"/>
-            </w:pPr>
-            <w:r>
-              <w:rPr>
-                <w:rFonts w:ascii="Arial" w:cs="Arial" w:eastAsia="Arial" w:hAnsi="Arial"/>
-                <w:sz w:val="16"/>
-                <w:szCs w:val="16"/>
-              </w:rPr>
-              <w:t xml:space="preserve">Soutien scolaire</w:t>
-            </w:r>
-          </w:p>
-        </w:tc>
-        <w:tc>
-          <w:tcPr>
-            <w:tcW w:type="dxa" w:w="1700"/>
-            <w:tcBorders>
-              <w:top w:val="single" w:color="C9D6D3" w:sz="4"/>
-              <w:left w:val="single" w:color="C9D6D3" w:sz="4"/>
-              <w:bottom w:val="single" w:color="C9D6D3" w:sz="4"/>
-              <w:right w:val="single" w:color="C9D6D3" w:sz="4"/>
-            </w:tcBorders>
-            <w:tcMar>
-              <w:top w:type="dxa" w:w="70"/>
-              <w:left w:type="dxa" w:w="110"/>
-              <w:bottom w:type="dxa" w:w="70"/>
-              <w:right w:type="dxa" w:w="110"/>
-            </w:tcMar>
-          </w:tcPr>
-          <w:p>
-            <w:pPr>
-              <w:spacing w:after="50" w:line="250"/>
-            </w:pPr>
-            <w:r>
-              <w:rPr>
-                <w:rFonts w:ascii="Arial" w:cs="Arial" w:eastAsia="Arial" w:hAnsi="Arial"/>
-                <w:sz w:val="16"/>
-                <w:szCs w:val="16"/>
-              </w:rPr>
-              <w:t xml:space="preserve">20 € / h</w:t>
-            </w:r>
-          </w:p>
-        </w:tc>
-        <w:tc>
-          <w:tcPr>
-            <w:tcW w:type="dxa" w:w="5166"/>
-            <w:tcBorders>
-              <w:top w:val="single" w:color="C9D6D3" w:sz="4"/>
-              <w:left w:val="single" w:color="C9D6D3" w:sz="4"/>
-              <w:bottom w:val="single" w:color="C9D6D3" w:sz="4"/>
-              <w:right w:val="single" w:color="C9D6D3" w:sz="4"/>
-            </w:tcBorders>
-            <w:tcMar>
-              <w:top w:type="dxa" w:w="70"/>
-              <w:left w:type="dxa" w:w="110"/>
-              <w:bottom w:type="dxa" w:w="70"/>
-              <w:right w:type="dxa" w:w="110"/>
-            </w:tcMar>
-          </w:tcPr>
-          <w:p>
-            <w:pPr>
-              <w:spacing w:after="50" w:line="250"/>
-            </w:pPr>
-            <w:r>
-              <w:rPr>
-                <w:rFonts w:ascii="Arial" w:cs="Arial" w:eastAsia="Arial" w:hAnsi="Arial"/>
-                <w:sz w:val="16"/>
-                <w:szCs w:val="16"/>
-              </w:rPr>
-              <w:t xml:space="preserve">5 h : 95 € (19 €/h) · 10 h : 180 € (18 €/h) · 20 h : 340 € (17 €/h)</w:t>
-            </w:r>
-          </w:p>
-          <w:p>
-            <w:pPr>
-              <w:spacing w:after="50" w:line="250"/>
-            </w:pPr>
-            <w:r>
-              <w:rPr>
-                <w:rFonts w:ascii="Arial" w:cs="Arial" w:eastAsia="Arial" w:hAnsi="Arial"/>
-                <w:color w:val="5B6B7A"/>
-                <w:sz w:val="15"/>
-                <w:szCs w:val="15"/>
-              </w:rPr>
-              <w:t xml:space="preserve">Séance minimale de 1 h 30.</w:t>
             </w:r>
           </w:p>
         </w:tc>

--- a/documents/modele-devis.docx
+++ b/documents/modele-devis.docx
@@ -272,7 +272,7 @@
                 <w:sz w:val="18"/>
                 <w:szCs w:val="18"/>
               </w:rPr>
-              <w:t xml:space="preserve">Bénéficiaire, si différent</w:t>
+              <w:t xml:space="preserve">Bénéficiaire, si différent (parent âgé, enfant)</w:t>
             </w:r>
           </w:p>
         </w:tc>
@@ -478,7 +478,7 @@
                 <w:sz w:val="18"/>
                 <w:szCs w:val="18"/>
               </w:rPr>
-              <w:t xml:space="preserve">Lien avec le client : </w:t>
+              <w:t xml:space="preserve">Âge ou classe (enfant) : </w:t>
             </w:r>
             <w:r>
               <w:rPr>
@@ -505,7 +505,7 @@
                 <w:sz w:val="18"/>
                 <w:szCs w:val="18"/>
               </w:rPr>
-              <w:t xml:space="preserve">Lieu d'intervention : </w:t>
+              <w:t xml:space="preserve">Lien avec le client : </w:t>
             </w:r>
             <w:r>
               <w:rPr>
@@ -527,6 +527,33 @@
             <w:r>
               <w:rPr>
                 <w:rFonts w:ascii="Arial" w:cs="Arial" w:eastAsia="Arial" w:hAnsi="Arial"/>
+                <w:b/>
+                <w:bCs/>
+                <w:sz w:val="18"/>
+                <w:szCs w:val="18"/>
+              </w:rPr>
+              <w:t xml:space="preserve">Lieu d'intervention : </w:t>
+            </w:r>
+            <w:r>
+              <w:rPr>
+                <w:rFonts w:ascii="Arial" w:cs="Arial" w:eastAsia="Arial" w:hAnsi="Arial"/>
+                <w:color w:val="8A99A6"/>
+                <w:sz w:val="18"/>
+                <w:szCs w:val="18"/>
+              </w:rPr>
+              <w:t xml:space="preserve">	</w:t>
+            </w:r>
+          </w:p>
+          <w:p>
+            <w:pPr>
+              <w:tabs>
+                <w:tab w:val="right" w:pos="4673" w:leader="dot"/>
+              </w:tabs>
+              <w:spacing w:after="70" w:line="250"/>
+            </w:pPr>
+            <w:r>
+              <w:rPr>
+                <w:rFonts w:ascii="Arial" w:cs="Arial" w:eastAsia="Arial" w:hAnsi="Arial"/>
                 <w:color w:val="8A99A6"/>
                 <w:sz w:val="18"/>
                 <w:szCs w:val="18"/>
@@ -579,6 +606,22 @@
           <w:szCs w:val="18"/>
         </w:rPr>
         <w:t xml:space="preserve">Ménage     </w:t>
+      </w:r>
+      <w:r>
+        <w:rPr>
+          <w:rFonts w:ascii="Arial" w:cs="Arial" w:eastAsia="Arial" w:hAnsi="Arial"/>
+          <w:sz w:val="20"/>
+          <w:szCs w:val="20"/>
+        </w:rPr>
+        <w:t xml:space="preserve">☐ </w:t>
+      </w:r>
+      <w:r>
+        <w:rPr>
+          <w:rFonts w:ascii="Arial" w:cs="Arial" w:eastAsia="Arial" w:hAnsi="Arial"/>
+          <w:sz w:val="18"/>
+          <w:szCs w:val="18"/>
+        </w:rPr>
+        <w:t xml:space="preserve">Soutien scolaire     </w:t>
       </w:r>
     </w:p>
     <w:p>
@@ -1382,7 +1425,7 @@
                 <w:sz w:val="18"/>
                 <w:szCs w:val="18"/>
               </w:rPr>
-              <w:t xml:space="preserve">Remise (forfait ou tarif dégressif)</w:t>
+              <w:t xml:space="preserve">Remise (tarif dégressif, plusieurs enfants)</w:t>
             </w:r>
           </w:p>
         </w:tc>
@@ -1734,6 +1777,115 @@
                 <w:szCs w:val="15"/>
               </w:rPr>
               <w:t xml:space="preserve">Produits et matériel fournis par le client.</w:t>
+            </w:r>
+          </w:p>
+        </w:tc>
+      </w:tr>
+      <w:tr>
+        <w:trPr>
+          <w:cantSplit/>
+        </w:trPr>
+        <w:tc>
+          <w:tcPr>
+            <w:tcW w:type="dxa" w:w="3000"/>
+            <w:tcBorders>
+              <w:top w:val="single" w:color="C9D6D3" w:sz="4"/>
+              <w:left w:val="single" w:color="C9D6D3" w:sz="4"/>
+              <w:bottom w:val="single" w:color="C9D6D3" w:sz="4"/>
+              <w:right w:val="single" w:color="C9D6D3" w:sz="4"/>
+            </w:tcBorders>
+            <w:tcMar>
+              <w:top w:type="dxa" w:w="70"/>
+              <w:left w:type="dxa" w:w="110"/>
+              <w:bottom w:type="dxa" w:w="70"/>
+              <w:right w:type="dxa" w:w="110"/>
+            </w:tcMar>
+          </w:tcPr>
+          <w:p>
+            <w:pPr>
+              <w:spacing w:after="50" w:line="250"/>
+            </w:pPr>
+            <w:r>
+              <w:rPr>
+                <w:rFonts w:ascii="Arial" w:cs="Arial" w:eastAsia="Arial" w:hAnsi="Arial"/>
+                <w:sz w:val="16"/>
+                <w:szCs w:val="16"/>
+              </w:rPr>
+              <w:t xml:space="preserve">Soutien scolaire</w:t>
+            </w:r>
+          </w:p>
+        </w:tc>
+        <w:tc>
+          <w:tcPr>
+            <w:tcW w:type="dxa" w:w="1700"/>
+            <w:tcBorders>
+              <w:top w:val="single" w:color="C9D6D3" w:sz="4"/>
+              <w:left w:val="single" w:color="C9D6D3" w:sz="4"/>
+              <w:bottom w:val="single" w:color="C9D6D3" w:sz="4"/>
+              <w:right w:val="single" w:color="C9D6D3" w:sz="4"/>
+            </w:tcBorders>
+            <w:tcMar>
+              <w:top w:type="dxa" w:w="70"/>
+              <w:left w:type="dxa" w:w="110"/>
+              <w:bottom w:type="dxa" w:w="70"/>
+              <w:right w:type="dxa" w:w="110"/>
+            </w:tcMar>
+          </w:tcPr>
+          <w:p>
+            <w:pPr>
+              <w:spacing w:after="50" w:line="250"/>
+            </w:pPr>
+            <w:r>
+              <w:rPr>
+                <w:rFonts w:ascii="Arial" w:cs="Arial" w:eastAsia="Arial" w:hAnsi="Arial"/>
+                <w:sz w:val="16"/>
+                <w:szCs w:val="16"/>
+              </w:rPr>
+              <w:t xml:space="preserve">20 € / h</w:t>
+            </w:r>
+          </w:p>
+        </w:tc>
+        <w:tc>
+          <w:tcPr>
+            <w:tcW w:type="dxa" w:w="5166"/>
+            <w:tcBorders>
+              <w:top w:val="single" w:color="C9D6D3" w:sz="4"/>
+              <w:left w:val="single" w:color="C9D6D3" w:sz="4"/>
+              <w:bottom w:val="single" w:color="C9D6D3" w:sz="4"/>
+              <w:right w:val="single" w:color="C9D6D3" w:sz="4"/>
+            </w:tcBorders>
+            <w:tcMar>
+              <w:top w:type="dxa" w:w="70"/>
+              <w:left w:type="dxa" w:w="110"/>
+              <w:bottom w:type="dxa" w:w="70"/>
+              <w:right w:type="dxa" w:w="110"/>
+            </w:tcMar>
+          </w:tcPr>
+          <w:p>
+            <w:pPr>
+              <w:spacing w:after="50" w:line="250"/>
+            </w:pPr>
+            <w:r>
+              <w:rPr>
+                <w:rFonts w:ascii="Arial" w:cs="Arial" w:eastAsia="Arial" w:hAnsi="Arial"/>
+                <w:sz w:val="16"/>
+                <w:szCs w:val="16"/>
+              </w:rPr>
+              <w:t xml:space="preserve">5 h : 95 € (19 €/h) · 10 h : 180 € (18 €/h) · 20 h : 340 € (17 €/h)</w:t>
+            </w:r>
+          </w:p>
+          <w:p>
+            <w:pPr>
+              <w:spacing w:after="50" w:line="250"/>
+            </w:pPr>
+            <w:r>
+              <w:rPr>
+                <w:rFonts w:ascii="Arial" w:cs="Arial" w:eastAsia="Arial" w:hAnsi="Arial"/>
+                <w:color w:val="5B6B7A"/>
+                <w:sz w:val="15"/>
+                <w:szCs w:val="15"/>
+              </w:rPr>
+              <w:t xml:space="preserve">Séance minimale de 1 h 30.</w:t>
             </w:r>
           </w:p>
         </w:tc>

--- a/documents/modele-devis.docx
+++ b/documents/modele-devis.docx
@@ -2046,7 +2046,7 @@
           <w:sz w:val="18"/>
           <w:szCs w:val="18"/>
         </w:rPr>
-        <w:t xml:space="preserve">Les produits d'entretien et le matériel sont fournis par le Client (ménage). La Prestataire n'intervient pas en présence d'animaux.</w:t>
+        <w:t xml:space="preserve">Ménage : les produits d'entretien et le matériel sont fournis par le Client, et la Prestataire n'intervient pas en présence d'animaux.</w:t>
       </w:r>
     </w:p>
     <w:p>

--- a/documents/modele-devis.docx
+++ b/documents/modele-devis.docx
@@ -740,7 +740,7 @@
           <w:sz w:val="16"/>
           <w:szCs w:val="16"/>
         </w:rPr>
-        <w:t xml:space="preserve">Interventions du lundi au vendredi, de 8 h à 18 h, hors congés annuels. Durée minimale : 2 heures pour le ménage, 1 h 30 pour les autres services.</w:t>
+        <w:t xml:space="preserve">Interventions du lundi au vendredi, de 8 h à 18 h, hors congés annuels. Durée minimale : 2 heures pour le ménage, 1 heure pour le soutien scolaire.</w:t>
       </w:r>
     </w:p>
     <w:tbl>
@@ -1885,7 +1885,7 @@
                 <w:sz w:val="15"/>
                 <w:szCs w:val="15"/>
               </w:rPr>
-              <w:t xml:space="preserve">Séance minimale de 1 h 30.</w:t>
+              <w:t xml:space="preserve">Séance minimale de 1 h.</w:t>
             </w:r>
           </w:p>
         </w:tc>

--- a/documents/modele-devis.docx
+++ b/documents/modele-devis.docx
@@ -740,7 +740,7 @@
           <w:sz w:val="16"/>
           <w:szCs w:val="16"/>
         </w:rPr>
-        <w:t xml:space="preserve">Interventions du lundi au vendredi, de 8 h à 18 h, hors congés annuels. Durée minimale : 2 heures pour le ménage, 1 heure pour le soutien scolaire.</w:t>
+        <w:t xml:space="preserve">Interventions du lundi au vendredi, de 8 h à 18 h, hors jours fériés et congés annuels. Durée minimale : 2 heures pour le ménage, 1 heure pour le soutien scolaire.</w:t>
       </w:r>
     </w:p>
     <w:tbl>
@@ -1360,7 +1360,7 @@
                 <w:sz w:val="18"/>
                 <w:szCs w:val="18"/>
               </w:rPr>
-              <w:t xml:space="preserve">Majorations éventuelles (jours fériés, intervention urgente)</w:t>
+              <w:t xml:space="preserve">Majorations éventuelles (intervention urgente)</w:t>
             </w:r>
           </w:p>
         </w:tc>
